--- a/react/React.docx
+++ b/react/React.docx
@@ -28213,6 +28213,1486 @@
       <w:proofErr w:type="spellEnd"/>
       <w:r>
         <w:t xml:space="preserve"> prettier</w:t>
+      </w:r>
+    </w:p>
+    <w:p>
+      <w:pPr>
+        <w:spacing w:after="200"/>
+      </w:pPr>
+      <w:r>
+        <w:br w:type="page"/>
+      </w:r>
+    </w:p>
+    <w:p>
+      <w:pPr>
+        <w:pStyle w:val="Heading1"/>
+      </w:pPr>
+      <w:r>
+        <w:lastRenderedPageBreak/>
+        <w:t>NHỮNG ĐIỀU CẦN BIẾT</w:t>
+      </w:r>
+    </w:p>
+    <w:p>
+      <w:pPr>
+        <w:pStyle w:val="Heading2"/>
+      </w:pPr>
+      <w:proofErr w:type="spellStart"/>
+      <w:r>
+        <w:t>Sự</w:t>
+      </w:r>
+      <w:proofErr w:type="spellEnd"/>
+      <w:r>
+        <w:t xml:space="preserve"> </w:t>
+      </w:r>
+      <w:proofErr w:type="spellStart"/>
+      <w:r>
+        <w:t>khác</w:t>
+      </w:r>
+      <w:proofErr w:type="spellEnd"/>
+      <w:r>
+        <w:t xml:space="preserve"> </w:t>
+      </w:r>
+      <w:proofErr w:type="spellStart"/>
+      <w:r>
+        <w:t>biệt</w:t>
+      </w:r>
+      <w:proofErr w:type="spellEnd"/>
+      <w:r>
+        <w:t xml:space="preserve"> </w:t>
+      </w:r>
+      <w:proofErr w:type="spellStart"/>
+      <w:r>
+        <w:t>giữa</w:t>
+      </w:r>
+      <w:proofErr w:type="spellEnd"/>
+      <w:r>
+        <w:t xml:space="preserve"> </w:t>
+      </w:r>
+      <w:proofErr w:type="spellStart"/>
+      <w:r>
+        <w:t>hàm</w:t>
+      </w:r>
+      <w:proofErr w:type="spellEnd"/>
+      <w:r>
+        <w:t xml:space="preserve"> </w:t>
+      </w:r>
+      <w:proofErr w:type="spellStart"/>
+      <w:r>
+        <w:t>có</w:t>
+      </w:r>
+      <w:proofErr w:type="spellEnd"/>
+      <w:r>
+        <w:t xml:space="preserve"> </w:t>
+      </w:r>
+      <w:proofErr w:type="spellStart"/>
+      <w:r>
+        <w:t>tham</w:t>
+      </w:r>
+      <w:proofErr w:type="spellEnd"/>
+      <w:r>
+        <w:t xml:space="preserve"> </w:t>
+      </w:r>
+      <w:proofErr w:type="spellStart"/>
+      <w:r>
+        <w:t>số</w:t>
+      </w:r>
+      <w:proofErr w:type="spellEnd"/>
+      <w:r>
+        <w:t xml:space="preserve"> </w:t>
+      </w:r>
+      <w:proofErr w:type="spellStart"/>
+      <w:r>
+        <w:t>và</w:t>
+      </w:r>
+      <w:proofErr w:type="spellEnd"/>
+      <w:r>
+        <w:t xml:space="preserve"> </w:t>
+      </w:r>
+      <w:proofErr w:type="spellStart"/>
+      <w:r>
+        <w:t>hàm</w:t>
+      </w:r>
+      <w:proofErr w:type="spellEnd"/>
+      <w:r>
+        <w:t xml:space="preserve"> </w:t>
+      </w:r>
+      <w:proofErr w:type="spellStart"/>
+      <w:r>
+        <w:t>không</w:t>
+      </w:r>
+      <w:proofErr w:type="spellEnd"/>
+      <w:r>
+        <w:t xml:space="preserve"> </w:t>
+      </w:r>
+      <w:proofErr w:type="spellStart"/>
+      <w:r>
+        <w:t>có</w:t>
+      </w:r>
+      <w:proofErr w:type="spellEnd"/>
+      <w:r>
+        <w:t xml:space="preserve"> </w:t>
+      </w:r>
+      <w:proofErr w:type="spellStart"/>
+      <w:r>
+        <w:t>tham</w:t>
+      </w:r>
+      <w:proofErr w:type="spellEnd"/>
+      <w:r>
+        <w:t xml:space="preserve"> </w:t>
+      </w:r>
+      <w:proofErr w:type="spellStart"/>
+      <w:r>
+        <w:t>số</w:t>
+      </w:r>
+      <w:proofErr w:type="spellEnd"/>
+    </w:p>
+    <w:p>
+      <w:pPr>
+        <w:pStyle w:val="Content"/>
+      </w:pPr>
+      <w:r>
+        <w:t xml:space="preserve">Thông </w:t>
+      </w:r>
+      <w:proofErr w:type="spellStart"/>
+      <w:r>
+        <w:t>thường</w:t>
+      </w:r>
+      <w:proofErr w:type="spellEnd"/>
+      <w:r>
+        <w:t xml:space="preserve"> </w:t>
+      </w:r>
+      <w:proofErr w:type="spellStart"/>
+      <w:r>
+        <w:t>trong</w:t>
+      </w:r>
+      <w:proofErr w:type="spellEnd"/>
+      <w:r>
+        <w:t xml:space="preserve"> </w:t>
+      </w:r>
+      <w:proofErr w:type="spellStart"/>
+      <w:r>
+        <w:t>sự</w:t>
+      </w:r>
+      <w:proofErr w:type="spellEnd"/>
+      <w:r>
+        <w:t xml:space="preserve"> </w:t>
+      </w:r>
+      <w:proofErr w:type="spellStart"/>
+      <w:r>
+        <w:t>kiện</w:t>
+      </w:r>
+      <w:proofErr w:type="spellEnd"/>
+      <w:r>
+        <w:t xml:space="preserve"> </w:t>
+      </w:r>
+      <w:proofErr w:type="spellStart"/>
+      <w:r>
+        <w:t>onClick</w:t>
+      </w:r>
+      <w:proofErr w:type="spellEnd"/>
+      <w:r>
+        <w:t xml:space="preserve"> </w:t>
+      </w:r>
+      <w:proofErr w:type="spellStart"/>
+      <w:r>
+        <w:t>chúng</w:t>
+      </w:r>
+      <w:proofErr w:type="spellEnd"/>
+      <w:r>
+        <w:t xml:space="preserve"> ta </w:t>
+      </w:r>
+      <w:proofErr w:type="spellStart"/>
+      <w:r>
+        <w:t>có</w:t>
+      </w:r>
+      <w:proofErr w:type="spellEnd"/>
+      <w:r>
+        <w:t xml:space="preserve"> </w:t>
+      </w:r>
+      <w:proofErr w:type="spellStart"/>
+      <w:r>
+        <w:t>thể</w:t>
+      </w:r>
+      <w:proofErr w:type="spellEnd"/>
+      <w:r>
+        <w:t xml:space="preserve"> </w:t>
+      </w:r>
+      <w:proofErr w:type="spellStart"/>
+      <w:r>
+        <w:t>bắt</w:t>
+      </w:r>
+      <w:proofErr w:type="spellEnd"/>
+      <w:r>
+        <w:t xml:space="preserve"> </w:t>
+      </w:r>
+      <w:proofErr w:type="spellStart"/>
+      <w:r>
+        <w:t>gặp</w:t>
+      </w:r>
+      <w:proofErr w:type="spellEnd"/>
+      <w:r>
+        <w:t xml:space="preserve"> </w:t>
+      </w:r>
+      <w:proofErr w:type="spellStart"/>
+      <w:r>
+        <w:t>những</w:t>
+      </w:r>
+      <w:proofErr w:type="spellEnd"/>
+      <w:r>
+        <w:t xml:space="preserve"> </w:t>
+      </w:r>
+      <w:proofErr w:type="spellStart"/>
+      <w:r>
+        <w:t>cú</w:t>
+      </w:r>
+      <w:proofErr w:type="spellEnd"/>
+      <w:r>
+        <w:t xml:space="preserve"> </w:t>
+      </w:r>
+      <w:proofErr w:type="spellStart"/>
+      <w:r>
+        <w:t>pháp</w:t>
+      </w:r>
+      <w:proofErr w:type="spellEnd"/>
+      <w:r>
+        <w:t xml:space="preserve"> </w:t>
+      </w:r>
+      <w:proofErr w:type="spellStart"/>
+      <w:r>
+        <w:t>gọi</w:t>
+      </w:r>
+      <w:proofErr w:type="spellEnd"/>
+      <w:r>
+        <w:t xml:space="preserve"> </w:t>
+      </w:r>
+      <w:proofErr w:type="spellStart"/>
+      <w:r>
+        <w:t>hàm</w:t>
+      </w:r>
+      <w:proofErr w:type="spellEnd"/>
+      <w:r>
+        <w:t xml:space="preserve"> </w:t>
+      </w:r>
+      <w:proofErr w:type="spellStart"/>
+      <w:r>
+        <w:t>như</w:t>
+      </w:r>
+      <w:proofErr w:type="spellEnd"/>
+      <w:r>
+        <w:t xml:space="preserve"> </w:t>
+      </w:r>
+      <w:proofErr w:type="spellStart"/>
+      <w:r>
+        <w:t>sau</w:t>
+      </w:r>
+      <w:proofErr w:type="spellEnd"/>
+      <w:r>
+        <w:t>:</w:t>
+      </w:r>
+    </w:p>
+    <w:p>
+      <w:pPr>
+        <w:pStyle w:val="Console"/>
+      </w:pPr>
+      <w:proofErr w:type="spellStart"/>
+      <w:r>
+        <w:t>onClick</w:t>
+      </w:r>
+      <w:proofErr w:type="spellEnd"/>
+      <w:r>
+        <w:t>={</w:t>
+      </w:r>
+      <w:proofErr w:type="spellStart"/>
+      <w:r>
+        <w:t>onChangeCounter</w:t>
+      </w:r>
+      <w:proofErr w:type="spellEnd"/>
+      <w:r>
+        <w:t>}</w:t>
+      </w:r>
+    </w:p>
+    <w:p>
+      <w:pPr>
+        <w:pStyle w:val="Console"/>
+      </w:pPr>
+      <w:proofErr w:type="spellStart"/>
+      <w:r>
+        <w:t>onClick</w:t>
+      </w:r>
+      <w:proofErr w:type="spellEnd"/>
+      <w:proofErr w:type="gramStart"/>
+      <w:r>
+        <w:t>={</w:t>
+      </w:r>
+      <w:proofErr w:type="gramEnd"/>
+      <w:r>
+        <w:t xml:space="preserve">() =&gt; </w:t>
+      </w:r>
+      <w:proofErr w:type="spellStart"/>
+      <w:r>
+        <w:t>onChangeCounter</w:t>
+      </w:r>
+      <w:proofErr w:type="spellEnd"/>
+      <w:r>
+        <w:t>(step)}</w:t>
+      </w:r>
+    </w:p>
+    <w:p>
+      <w:pPr>
+        <w:pStyle w:val="Content"/>
+      </w:pPr>
+      <w:proofErr w:type="spellStart"/>
+      <w:r>
+        <w:t>Câu</w:t>
+      </w:r>
+      <w:proofErr w:type="spellEnd"/>
+      <w:r>
+        <w:t xml:space="preserve"> 1 </w:t>
+      </w:r>
+      <w:proofErr w:type="spellStart"/>
+      <w:r>
+        <w:t>dùng</w:t>
+      </w:r>
+      <w:proofErr w:type="spellEnd"/>
+      <w:r>
+        <w:t xml:space="preserve"> </w:t>
+      </w:r>
+      <w:proofErr w:type="spellStart"/>
+      <w:r>
+        <w:t>cho</w:t>
+      </w:r>
+      <w:proofErr w:type="spellEnd"/>
+      <w:r>
+        <w:t xml:space="preserve"> </w:t>
+      </w:r>
+      <w:proofErr w:type="spellStart"/>
+      <w:r>
+        <w:t>trường</w:t>
+      </w:r>
+      <w:proofErr w:type="spellEnd"/>
+      <w:r>
+        <w:t xml:space="preserve"> </w:t>
+      </w:r>
+      <w:proofErr w:type="spellStart"/>
+      <w:r>
+        <w:t>hợp</w:t>
+      </w:r>
+      <w:proofErr w:type="spellEnd"/>
+      <w:r>
+        <w:t xml:space="preserve"> </w:t>
+      </w:r>
+      <w:proofErr w:type="spellStart"/>
+      <w:r>
+        <w:t>không</w:t>
+      </w:r>
+      <w:proofErr w:type="spellEnd"/>
+      <w:r>
+        <w:t xml:space="preserve"> </w:t>
+      </w:r>
+      <w:proofErr w:type="spellStart"/>
+      <w:r>
+        <w:t>có</w:t>
+      </w:r>
+      <w:proofErr w:type="spellEnd"/>
+      <w:r>
+        <w:t xml:space="preserve"> </w:t>
+      </w:r>
+      <w:proofErr w:type="spellStart"/>
+      <w:r>
+        <w:t>tham</w:t>
+      </w:r>
+      <w:proofErr w:type="spellEnd"/>
+      <w:r>
+        <w:t xml:space="preserve"> </w:t>
+      </w:r>
+      <w:proofErr w:type="spellStart"/>
+      <w:r>
+        <w:t>số</w:t>
+      </w:r>
+      <w:proofErr w:type="spellEnd"/>
+      <w:r>
+        <w:t xml:space="preserve">, </w:t>
+      </w:r>
+      <w:proofErr w:type="spellStart"/>
+      <w:r>
+        <w:t>và</w:t>
+      </w:r>
+      <w:proofErr w:type="spellEnd"/>
+      <w:r>
+        <w:t xml:space="preserve"> </w:t>
+      </w:r>
+      <w:proofErr w:type="spellStart"/>
+      <w:r>
+        <w:t>chỉ</w:t>
+      </w:r>
+      <w:proofErr w:type="spellEnd"/>
+      <w:r>
+        <w:t xml:space="preserve"> </w:t>
+      </w:r>
+      <w:proofErr w:type="spellStart"/>
+      <w:r>
+        <w:t>chạy</w:t>
+      </w:r>
+      <w:proofErr w:type="spellEnd"/>
+      <w:r>
+        <w:t xml:space="preserve"> </w:t>
+      </w:r>
+      <w:proofErr w:type="spellStart"/>
+      <w:r>
+        <w:t>khi</w:t>
+      </w:r>
+      <w:proofErr w:type="spellEnd"/>
+      <w:r>
+        <w:t xml:space="preserve"> </w:t>
+      </w:r>
+      <w:proofErr w:type="spellStart"/>
+      <w:r>
+        <w:t>được</w:t>
+      </w:r>
+      <w:proofErr w:type="spellEnd"/>
+      <w:r>
+        <w:t xml:space="preserve"> click</w:t>
+      </w:r>
+    </w:p>
+    <w:p>
+      <w:pPr>
+        <w:pStyle w:val="Content"/>
+      </w:pPr>
+      <w:proofErr w:type="spellStart"/>
+      <w:r>
+        <w:t>Câu</w:t>
+      </w:r>
+      <w:proofErr w:type="spellEnd"/>
+      <w:r>
+        <w:t xml:space="preserve"> 2 </w:t>
+      </w:r>
+      <w:proofErr w:type="spellStart"/>
+      <w:r>
+        <w:t>dùng</w:t>
+      </w:r>
+      <w:proofErr w:type="spellEnd"/>
+      <w:r>
+        <w:t xml:space="preserve"> </w:t>
+      </w:r>
+      <w:proofErr w:type="spellStart"/>
+      <w:r>
+        <w:t>cho</w:t>
+      </w:r>
+      <w:proofErr w:type="spellEnd"/>
+      <w:r>
+        <w:t xml:space="preserve"> </w:t>
+      </w:r>
+      <w:proofErr w:type="spellStart"/>
+      <w:r>
+        <w:t>trường</w:t>
+      </w:r>
+      <w:proofErr w:type="spellEnd"/>
+      <w:r>
+        <w:t xml:space="preserve"> </w:t>
+      </w:r>
+      <w:proofErr w:type="spellStart"/>
+      <w:r>
+        <w:t>hợp</w:t>
+      </w:r>
+      <w:proofErr w:type="spellEnd"/>
+      <w:r>
+        <w:t xml:space="preserve"> </w:t>
+      </w:r>
+      <w:proofErr w:type="spellStart"/>
+      <w:r>
+        <w:t>có</w:t>
+      </w:r>
+      <w:proofErr w:type="spellEnd"/>
+      <w:r>
+        <w:t xml:space="preserve"> </w:t>
+      </w:r>
+      <w:proofErr w:type="spellStart"/>
+      <w:r>
+        <w:t>tham</w:t>
+      </w:r>
+      <w:proofErr w:type="spellEnd"/>
+      <w:r>
+        <w:t xml:space="preserve"> </w:t>
+      </w:r>
+      <w:proofErr w:type="spellStart"/>
+      <w:r>
+        <w:t>số</w:t>
+      </w:r>
+      <w:proofErr w:type="spellEnd"/>
+      <w:r>
+        <w:t xml:space="preserve">, </w:t>
+      </w:r>
+      <w:proofErr w:type="spellStart"/>
+      <w:r>
+        <w:t>bắt</w:t>
+      </w:r>
+      <w:proofErr w:type="spellEnd"/>
+      <w:r>
+        <w:t xml:space="preserve"> </w:t>
+      </w:r>
+      <w:proofErr w:type="spellStart"/>
+      <w:r>
+        <w:t>buộc</w:t>
+      </w:r>
+      <w:proofErr w:type="spellEnd"/>
+      <w:r>
+        <w:t xml:space="preserve"> </w:t>
+      </w:r>
+      <w:proofErr w:type="spellStart"/>
+      <w:r>
+        <w:t>phải</w:t>
+      </w:r>
+      <w:proofErr w:type="spellEnd"/>
+      <w:r>
+        <w:t xml:space="preserve"> </w:t>
+      </w:r>
+      <w:proofErr w:type="spellStart"/>
+      <w:r>
+        <w:t>dùng</w:t>
+      </w:r>
+      <w:proofErr w:type="spellEnd"/>
+      <w:r>
+        <w:t xml:space="preserve"> arrow function </w:t>
+      </w:r>
+      <w:proofErr w:type="spellStart"/>
+      <w:r>
+        <w:t>nếu</w:t>
+      </w:r>
+      <w:proofErr w:type="spellEnd"/>
+      <w:r>
+        <w:t xml:space="preserve"> </w:t>
+      </w:r>
+      <w:proofErr w:type="spellStart"/>
+      <w:r>
+        <w:t>không</w:t>
+      </w:r>
+      <w:proofErr w:type="spellEnd"/>
+      <w:r>
+        <w:t xml:space="preserve"> </w:t>
+      </w:r>
+      <w:proofErr w:type="spellStart"/>
+      <w:r>
+        <w:t>nó</w:t>
+      </w:r>
+      <w:proofErr w:type="spellEnd"/>
+      <w:r>
+        <w:t xml:space="preserve"> </w:t>
+      </w:r>
+      <w:proofErr w:type="spellStart"/>
+      <w:r>
+        <w:t>sẽ</w:t>
+      </w:r>
+      <w:proofErr w:type="spellEnd"/>
+      <w:r>
+        <w:t xml:space="preserve"> </w:t>
+      </w:r>
+      <w:proofErr w:type="spellStart"/>
+      <w:r>
+        <w:t>chạy</w:t>
+      </w:r>
+      <w:proofErr w:type="spellEnd"/>
+      <w:r>
+        <w:t xml:space="preserve"> </w:t>
+      </w:r>
+      <w:proofErr w:type="spellStart"/>
+      <w:r>
+        <w:t>khi</w:t>
+      </w:r>
+      <w:proofErr w:type="spellEnd"/>
+      <w:r>
+        <w:t xml:space="preserve"> </w:t>
+      </w:r>
+      <w:proofErr w:type="spellStart"/>
+      <w:r>
+        <w:t>vừa</w:t>
+      </w:r>
+      <w:proofErr w:type="spellEnd"/>
+      <w:r>
+        <w:t xml:space="preserve"> </w:t>
+      </w:r>
+      <w:proofErr w:type="spellStart"/>
+      <w:r>
+        <w:t>bắt</w:t>
+      </w:r>
+      <w:proofErr w:type="spellEnd"/>
+      <w:r>
+        <w:t xml:space="preserve"> </w:t>
+      </w:r>
+      <w:proofErr w:type="spellStart"/>
+      <w:r>
+        <w:t>đầu</w:t>
+      </w:r>
+      <w:proofErr w:type="spellEnd"/>
+      <w:r>
+        <w:t xml:space="preserve"> </w:t>
+      </w:r>
+      <w:proofErr w:type="spellStart"/>
+      <w:r>
+        <w:t>chương</w:t>
+      </w:r>
+      <w:proofErr w:type="spellEnd"/>
+      <w:r>
+        <w:t xml:space="preserve"> </w:t>
+      </w:r>
+      <w:proofErr w:type="spellStart"/>
+      <w:r>
+        <w:t>trình</w:t>
+      </w:r>
+      <w:proofErr w:type="spellEnd"/>
+      <w:r>
+        <w:t xml:space="preserve"> </w:t>
+      </w:r>
+      <w:proofErr w:type="spellStart"/>
+      <w:r>
+        <w:t>dù</w:t>
+      </w:r>
+      <w:proofErr w:type="spellEnd"/>
+      <w:r>
+        <w:t xml:space="preserve"> </w:t>
+      </w:r>
+      <w:proofErr w:type="spellStart"/>
+      <w:r>
+        <w:t>không</w:t>
+      </w:r>
+      <w:proofErr w:type="spellEnd"/>
+      <w:r>
+        <w:t xml:space="preserve"> </w:t>
+      </w:r>
+      <w:proofErr w:type="spellStart"/>
+      <w:r>
+        <w:t>có</w:t>
+      </w:r>
+      <w:proofErr w:type="spellEnd"/>
+      <w:r>
+        <w:t xml:space="preserve"> click</w:t>
+      </w:r>
+    </w:p>
+    <w:p>
+      <w:pPr>
+        <w:pStyle w:val="Heading2"/>
+      </w:pPr>
+      <w:proofErr w:type="spellStart"/>
+      <w:r>
+        <w:t>Không</w:t>
+      </w:r>
+      <w:proofErr w:type="spellEnd"/>
+      <w:r>
+        <w:t xml:space="preserve"> </w:t>
+      </w:r>
+      <w:proofErr w:type="spellStart"/>
+      <w:r>
+        <w:t>phải</w:t>
+      </w:r>
+      <w:proofErr w:type="spellEnd"/>
+      <w:r>
+        <w:t xml:space="preserve"> </w:t>
+      </w:r>
+      <w:proofErr w:type="spellStart"/>
+      <w:r>
+        <w:t>lúc</w:t>
+      </w:r>
+      <w:proofErr w:type="spellEnd"/>
+      <w:r>
+        <w:t xml:space="preserve"> </w:t>
+      </w:r>
+      <w:proofErr w:type="spellStart"/>
+      <w:r>
+        <w:t>nào</w:t>
+      </w:r>
+      <w:proofErr w:type="spellEnd"/>
+      <w:r>
+        <w:t xml:space="preserve"> </w:t>
+      </w:r>
+      <w:proofErr w:type="spellStart"/>
+      <w:r>
+        <w:t>cần</w:t>
+      </w:r>
+      <w:proofErr w:type="spellEnd"/>
+      <w:r>
+        <w:t xml:space="preserve"> </w:t>
+      </w:r>
+      <w:proofErr w:type="spellStart"/>
+      <w:r>
+        <w:t>thay</w:t>
+      </w:r>
+      <w:proofErr w:type="spellEnd"/>
+      <w:r>
+        <w:t xml:space="preserve"> </w:t>
+      </w:r>
+      <w:proofErr w:type="spellStart"/>
+      <w:r>
+        <w:t>đổi</w:t>
+      </w:r>
+      <w:proofErr w:type="spellEnd"/>
+      <w:r>
+        <w:t xml:space="preserve"> </w:t>
+      </w:r>
+      <w:proofErr w:type="spellStart"/>
+      <w:r>
+        <w:t>dữ</w:t>
+      </w:r>
+      <w:proofErr w:type="spellEnd"/>
+      <w:r>
+        <w:t xml:space="preserve"> </w:t>
+      </w:r>
+      <w:proofErr w:type="spellStart"/>
+      <w:r>
+        <w:t>liệu</w:t>
+      </w:r>
+      <w:proofErr w:type="spellEnd"/>
+      <w:r>
+        <w:t xml:space="preserve"> </w:t>
+      </w:r>
+      <w:proofErr w:type="spellStart"/>
+      <w:r>
+        <w:t>của</w:t>
+      </w:r>
+      <w:proofErr w:type="spellEnd"/>
+      <w:r>
+        <w:t xml:space="preserve"> </w:t>
+      </w:r>
+      <w:proofErr w:type="spellStart"/>
+      <w:r>
+        <w:t>biến</w:t>
+      </w:r>
+      <w:proofErr w:type="spellEnd"/>
+      <w:r>
+        <w:t xml:space="preserve"> </w:t>
+      </w:r>
+      <w:proofErr w:type="spellStart"/>
+      <w:r>
+        <w:t>cũng</w:t>
+      </w:r>
+      <w:proofErr w:type="spellEnd"/>
+      <w:r>
+        <w:t xml:space="preserve"> </w:t>
+      </w:r>
+      <w:proofErr w:type="spellStart"/>
+      <w:r>
+        <w:t>dùng</w:t>
+      </w:r>
+      <w:proofErr w:type="spellEnd"/>
+      <w:r>
+        <w:t xml:space="preserve"> state</w:t>
+      </w:r>
+    </w:p>
+    <w:p>
+      <w:pPr>
+        <w:pStyle w:val="Content"/>
+      </w:pPr>
+      <w:r>
+        <w:t>VD:</w:t>
+      </w:r>
+    </w:p>
+    <w:p>
+      <w:pPr>
+        <w:pStyle w:val="Console"/>
+      </w:pPr>
+      <w:r>
+        <w:t xml:space="preserve">const [text, </w:t>
+      </w:r>
+      <w:proofErr w:type="spellStart"/>
+      <w:r>
+        <w:t>setText</w:t>
+      </w:r>
+      <w:proofErr w:type="spellEnd"/>
+      <w:r>
+        <w:t xml:space="preserve">] = </w:t>
+      </w:r>
+      <w:proofErr w:type="spellStart"/>
+      <w:proofErr w:type="gramStart"/>
+      <w:r>
+        <w:t>useState</w:t>
+      </w:r>
+      <w:proofErr w:type="spellEnd"/>
+      <w:r>
+        <w:t>(</w:t>
+      </w:r>
+      <w:proofErr w:type="gramEnd"/>
+      <w:r>
+        <w:t>"");</w:t>
+      </w:r>
+    </w:p>
+    <w:p>
+      <w:pPr>
+        <w:pStyle w:val="Console"/>
+      </w:pPr>
+      <w:r>
+        <w:t xml:space="preserve">const </w:t>
+      </w:r>
+      <w:proofErr w:type="spellStart"/>
+      <w:r>
+        <w:t>isOver</w:t>
+      </w:r>
+      <w:proofErr w:type="spellEnd"/>
+      <w:r>
+        <w:t xml:space="preserve"> = </w:t>
+      </w:r>
+      <w:proofErr w:type="spellStart"/>
+      <w:proofErr w:type="gramStart"/>
+      <w:r>
+        <w:t>text.length</w:t>
+      </w:r>
+      <w:proofErr w:type="spellEnd"/>
+      <w:proofErr w:type="gramEnd"/>
+      <w:r>
+        <w:t xml:space="preserve"> &gt; 20;</w:t>
+      </w:r>
+    </w:p>
+    <w:p>
+      <w:pPr>
+        <w:pStyle w:val="Content"/>
+      </w:pPr>
+      <w:proofErr w:type="spellStart"/>
+      <w:r>
+        <w:t>Đôi</w:t>
+      </w:r>
+      <w:proofErr w:type="spellEnd"/>
+      <w:r>
+        <w:t xml:space="preserve"> </w:t>
+      </w:r>
+      <w:proofErr w:type="spellStart"/>
+      <w:r>
+        <w:t>khi</w:t>
+      </w:r>
+      <w:proofErr w:type="spellEnd"/>
+      <w:r>
+        <w:t xml:space="preserve"> 1 </w:t>
+      </w:r>
+      <w:proofErr w:type="spellStart"/>
+      <w:r>
+        <w:t>biến</w:t>
+      </w:r>
+      <w:proofErr w:type="spellEnd"/>
+      <w:r>
+        <w:t xml:space="preserve"> </w:t>
+      </w:r>
+      <w:proofErr w:type="spellStart"/>
+      <w:r>
+        <w:t>phụ</w:t>
+      </w:r>
+      <w:proofErr w:type="spellEnd"/>
+      <w:r>
+        <w:t xml:space="preserve"> </w:t>
+      </w:r>
+      <w:proofErr w:type="spellStart"/>
+      <w:r>
+        <w:t>thuộc</w:t>
+      </w:r>
+      <w:proofErr w:type="spellEnd"/>
+      <w:r>
+        <w:t xml:space="preserve"> </w:t>
+      </w:r>
+      <w:proofErr w:type="spellStart"/>
+      <w:r>
+        <w:t>vào</w:t>
+      </w:r>
+      <w:proofErr w:type="spellEnd"/>
+      <w:r>
+        <w:t xml:space="preserve"> 1 state </w:t>
+      </w:r>
+      <w:proofErr w:type="spellStart"/>
+      <w:r>
+        <w:t>thì</w:t>
+      </w:r>
+      <w:proofErr w:type="spellEnd"/>
+      <w:r>
+        <w:t xml:space="preserve"> </w:t>
+      </w:r>
+      <w:proofErr w:type="spellStart"/>
+      <w:r>
+        <w:t>không</w:t>
+      </w:r>
+      <w:proofErr w:type="spellEnd"/>
+      <w:r>
+        <w:t xml:space="preserve"> </w:t>
+      </w:r>
+      <w:proofErr w:type="spellStart"/>
+      <w:r>
+        <w:t>cần</w:t>
+      </w:r>
+      <w:proofErr w:type="spellEnd"/>
+      <w:r>
+        <w:t xml:space="preserve"> </w:t>
+      </w:r>
+      <w:proofErr w:type="spellStart"/>
+      <w:r>
+        <w:t>dùng</w:t>
+      </w:r>
+      <w:proofErr w:type="spellEnd"/>
+      <w:r>
+        <w:t xml:space="preserve"> state </w:t>
+      </w:r>
+      <w:proofErr w:type="spellStart"/>
+      <w:r>
+        <w:t>để</w:t>
+      </w:r>
+      <w:proofErr w:type="spellEnd"/>
+      <w:r>
+        <w:t xml:space="preserve"> </w:t>
+      </w:r>
+      <w:proofErr w:type="spellStart"/>
+      <w:r>
+        <w:t>tạo</w:t>
+      </w:r>
+      <w:proofErr w:type="spellEnd"/>
+      <w:r>
+        <w:t xml:space="preserve"> </w:t>
+      </w:r>
+      <w:proofErr w:type="spellStart"/>
+      <w:r>
+        <w:t>cho</w:t>
+      </w:r>
+      <w:proofErr w:type="spellEnd"/>
+      <w:r>
+        <w:t xml:space="preserve"> </w:t>
+      </w:r>
+      <w:proofErr w:type="spellStart"/>
+      <w:r>
+        <w:t>nó</w:t>
+      </w:r>
+      <w:proofErr w:type="spellEnd"/>
+      <w:r>
+        <w:t xml:space="preserve"> </w:t>
+      </w:r>
+      <w:proofErr w:type="spellStart"/>
+      <w:r>
+        <w:t>vì</w:t>
+      </w:r>
+      <w:proofErr w:type="spellEnd"/>
+      <w:r>
+        <w:t xml:space="preserve"> </w:t>
+      </w:r>
+      <w:proofErr w:type="spellStart"/>
+      <w:r>
+        <w:t>mỗi</w:t>
+      </w:r>
+      <w:proofErr w:type="spellEnd"/>
+      <w:r>
+        <w:t xml:space="preserve"> </w:t>
+      </w:r>
+      <w:proofErr w:type="spellStart"/>
+      <w:r>
+        <w:t>khi</w:t>
+      </w:r>
+      <w:proofErr w:type="spellEnd"/>
+      <w:r>
+        <w:t xml:space="preserve"> state </w:t>
+      </w:r>
+      <w:proofErr w:type="spellStart"/>
+      <w:r>
+        <w:t>thay</w:t>
+      </w:r>
+      <w:proofErr w:type="spellEnd"/>
+      <w:r>
+        <w:t xml:space="preserve"> </w:t>
+      </w:r>
+      <w:proofErr w:type="spellStart"/>
+      <w:r>
+        <w:t>đổi</w:t>
+      </w:r>
+      <w:proofErr w:type="spellEnd"/>
+      <w:r>
+        <w:t xml:space="preserve"> </w:t>
+      </w:r>
+      <w:proofErr w:type="spellStart"/>
+      <w:r>
+        <w:t>sẽ</w:t>
+      </w:r>
+      <w:proofErr w:type="spellEnd"/>
+      <w:r>
+        <w:t xml:space="preserve"> render </w:t>
+      </w:r>
+      <w:proofErr w:type="spellStart"/>
+      <w:r>
+        <w:t>lại</w:t>
+      </w:r>
+      <w:proofErr w:type="spellEnd"/>
+      <w:r>
+        <w:t xml:space="preserve"> </w:t>
+      </w:r>
+      <w:proofErr w:type="spellStart"/>
+      <w:r>
+        <w:t>cả</w:t>
+      </w:r>
+      <w:proofErr w:type="spellEnd"/>
+      <w:r>
+        <w:t xml:space="preserve"> function component </w:t>
+      </w:r>
+      <w:proofErr w:type="spellStart"/>
+      <w:r>
+        <w:t>nên</w:t>
+      </w:r>
+      <w:proofErr w:type="spellEnd"/>
+      <w:r>
+        <w:t xml:space="preserve"> </w:t>
+      </w:r>
+      <w:proofErr w:type="spellStart"/>
+      <w:r>
+        <w:t>biến</w:t>
+      </w:r>
+      <w:proofErr w:type="spellEnd"/>
+      <w:r>
+        <w:t xml:space="preserve"> </w:t>
+      </w:r>
+      <w:proofErr w:type="spellStart"/>
+      <w:r>
+        <w:t>phụ</w:t>
+      </w:r>
+      <w:proofErr w:type="spellEnd"/>
+      <w:r>
+        <w:t xml:space="preserve"> </w:t>
+      </w:r>
+      <w:proofErr w:type="spellStart"/>
+      <w:r>
+        <w:t>thuộc</w:t>
+      </w:r>
+      <w:proofErr w:type="spellEnd"/>
+      <w:r>
+        <w:t xml:space="preserve"> </w:t>
+      </w:r>
+      <w:proofErr w:type="spellStart"/>
+      <w:r>
+        <w:t>sẽ</w:t>
+      </w:r>
+      <w:proofErr w:type="spellEnd"/>
+      <w:r>
+        <w:t xml:space="preserve"> </w:t>
+      </w:r>
+      <w:proofErr w:type="spellStart"/>
+      <w:r>
+        <w:t>được</w:t>
+      </w:r>
+      <w:proofErr w:type="spellEnd"/>
+      <w:r>
+        <w:t xml:space="preserve"> render </w:t>
+      </w:r>
+      <w:proofErr w:type="spellStart"/>
+      <w:r>
+        <w:t>lại</w:t>
+      </w:r>
+      <w:proofErr w:type="spellEnd"/>
+    </w:p>
+    <w:p>
+      <w:pPr>
+        <w:pStyle w:val="Content"/>
+      </w:pPr>
+      <w:proofErr w:type="spellStart"/>
+      <w:r>
+        <w:t>Tuy</w:t>
+      </w:r>
+      <w:proofErr w:type="spellEnd"/>
+      <w:r>
+        <w:t xml:space="preserve"> </w:t>
+      </w:r>
+      <w:proofErr w:type="spellStart"/>
+      <w:r>
+        <w:t>nhiên</w:t>
+      </w:r>
+      <w:proofErr w:type="spellEnd"/>
+      <w:r>
+        <w:t xml:space="preserve"> </w:t>
+      </w:r>
+      <w:proofErr w:type="spellStart"/>
+      <w:r>
+        <w:t>đối</w:t>
+      </w:r>
+      <w:proofErr w:type="spellEnd"/>
+      <w:r>
+        <w:t xml:space="preserve"> </w:t>
+      </w:r>
+      <w:proofErr w:type="spellStart"/>
+      <w:r>
+        <w:t>với</w:t>
+      </w:r>
+      <w:proofErr w:type="spellEnd"/>
+      <w:r>
+        <w:t xml:space="preserve"> </w:t>
+      </w:r>
+      <w:proofErr w:type="spellStart"/>
+      <w:r>
+        <w:t>dữ</w:t>
+      </w:r>
+      <w:proofErr w:type="spellEnd"/>
+      <w:r>
+        <w:t xml:space="preserve"> </w:t>
+      </w:r>
+      <w:proofErr w:type="spellStart"/>
+      <w:r>
+        <w:t>liệu</w:t>
+      </w:r>
+      <w:proofErr w:type="spellEnd"/>
+      <w:r>
+        <w:t xml:space="preserve"> </w:t>
+      </w:r>
+      <w:proofErr w:type="spellStart"/>
+      <w:r>
+        <w:t>có</w:t>
+      </w:r>
+      <w:proofErr w:type="spellEnd"/>
+      <w:r>
+        <w:t xml:space="preserve"> </w:t>
+      </w:r>
+      <w:proofErr w:type="spellStart"/>
+      <w:r>
+        <w:t>thể</w:t>
+      </w:r>
+      <w:proofErr w:type="spellEnd"/>
+      <w:r>
+        <w:t xml:space="preserve"> </w:t>
+      </w:r>
+      <w:proofErr w:type="spellStart"/>
+      <w:r>
+        <w:t>thay</w:t>
+      </w:r>
+      <w:proofErr w:type="spellEnd"/>
+      <w:r>
+        <w:t xml:space="preserve"> </w:t>
+      </w:r>
+      <w:proofErr w:type="spellStart"/>
+      <w:r>
+        <w:t>đổi</w:t>
+      </w:r>
+      <w:proofErr w:type="spellEnd"/>
+      <w:r>
+        <w:t xml:space="preserve"> </w:t>
+      </w:r>
+      <w:proofErr w:type="spellStart"/>
+      <w:r>
+        <w:t>hoặc</w:t>
+      </w:r>
+      <w:proofErr w:type="spellEnd"/>
+      <w:r>
+        <w:t xml:space="preserve"> </w:t>
+      </w:r>
+      <w:proofErr w:type="spellStart"/>
+      <w:r>
+        <w:t>không</w:t>
+      </w:r>
+      <w:proofErr w:type="spellEnd"/>
+      <w:r>
+        <w:t xml:space="preserve"> </w:t>
+      </w:r>
+      <w:proofErr w:type="spellStart"/>
+      <w:r>
+        <w:t>và</w:t>
+      </w:r>
+      <w:proofErr w:type="spellEnd"/>
+      <w:r>
+        <w:t xml:space="preserve"> logic </w:t>
+      </w:r>
+      <w:proofErr w:type="spellStart"/>
+      <w:r>
+        <w:t>lớn</w:t>
+      </w:r>
+      <w:proofErr w:type="spellEnd"/>
+      <w:r>
+        <w:t xml:space="preserve"> </w:t>
+      </w:r>
+      <w:proofErr w:type="spellStart"/>
+      <w:r>
+        <w:t>có</w:t>
+      </w:r>
+      <w:proofErr w:type="spellEnd"/>
+      <w:r>
+        <w:t xml:space="preserve"> </w:t>
+      </w:r>
+      <w:proofErr w:type="spellStart"/>
+      <w:r>
+        <w:t>thể</w:t>
+      </w:r>
+      <w:proofErr w:type="spellEnd"/>
+      <w:r>
+        <w:t xml:space="preserve"> </w:t>
+      </w:r>
+      <w:proofErr w:type="spellStart"/>
+      <w:r>
+        <w:t>dùng</w:t>
+      </w:r>
+      <w:proofErr w:type="spellEnd"/>
+      <w:r>
+        <w:t xml:space="preserve"> </w:t>
+      </w:r>
+      <w:proofErr w:type="spellStart"/>
+      <w:r>
+        <w:t>useMemo</w:t>
+      </w:r>
+      <w:proofErr w:type="spellEnd"/>
+      <w:r>
+        <w:t xml:space="preserve"> </w:t>
+      </w:r>
+      <w:proofErr w:type="spellStart"/>
+      <w:r>
+        <w:t>để</w:t>
+      </w:r>
+      <w:proofErr w:type="spellEnd"/>
+      <w:r>
+        <w:t xml:space="preserve"> </w:t>
+      </w:r>
+      <w:proofErr w:type="spellStart"/>
+      <w:r>
+        <w:t>tránh</w:t>
+      </w:r>
+      <w:proofErr w:type="spellEnd"/>
+      <w:r>
+        <w:t xml:space="preserve"> </w:t>
+      </w:r>
+      <w:proofErr w:type="spellStart"/>
+      <w:r>
+        <w:t>việc</w:t>
+      </w:r>
+      <w:proofErr w:type="spellEnd"/>
+      <w:r>
+        <w:t xml:space="preserve"> </w:t>
+      </w:r>
+      <w:proofErr w:type="spellStart"/>
+      <w:r>
+        <w:t>tính</w:t>
+      </w:r>
+      <w:proofErr w:type="spellEnd"/>
+      <w:r>
+        <w:t xml:space="preserve"> </w:t>
+      </w:r>
+      <w:proofErr w:type="spellStart"/>
+      <w:r>
+        <w:t>toán</w:t>
+      </w:r>
+      <w:proofErr w:type="spellEnd"/>
+      <w:r>
+        <w:t xml:space="preserve"> </w:t>
+      </w:r>
+      <w:proofErr w:type="spellStart"/>
+      <w:r>
+        <w:t>lại</w:t>
+      </w:r>
+      <w:proofErr w:type="spellEnd"/>
+      <w:r>
+        <w:t xml:space="preserve"> </w:t>
+      </w:r>
+      <w:proofErr w:type="spellStart"/>
+      <w:r>
+        <w:t>sau</w:t>
+      </w:r>
+      <w:proofErr w:type="spellEnd"/>
+      <w:r>
+        <w:t xml:space="preserve"> </w:t>
+      </w:r>
+      <w:proofErr w:type="spellStart"/>
+      <w:r>
+        <w:t>mỗi</w:t>
+      </w:r>
+      <w:proofErr w:type="spellEnd"/>
+      <w:r>
+        <w:t xml:space="preserve"> </w:t>
+      </w:r>
+      <w:proofErr w:type="spellStart"/>
+      <w:r>
+        <w:t>lần</w:t>
+      </w:r>
+      <w:proofErr w:type="spellEnd"/>
+      <w:r>
+        <w:t xml:space="preserve"> render</w:t>
+      </w:r>
+    </w:p>
+    <w:p>
+      <w:pPr>
+        <w:pStyle w:val="Console"/>
+      </w:pPr>
+      <w:r>
+        <w:t xml:space="preserve">  const </w:t>
+      </w:r>
+      <w:proofErr w:type="spellStart"/>
+      <w:r>
+        <w:t>isOver</w:t>
+      </w:r>
+      <w:proofErr w:type="spellEnd"/>
+      <w:r>
+        <w:t xml:space="preserve"> = </w:t>
+      </w:r>
+      <w:proofErr w:type="spellStart"/>
+      <w:proofErr w:type="gramStart"/>
+      <w:r>
+        <w:t>useMemo</w:t>
+      </w:r>
+      <w:proofErr w:type="spellEnd"/>
+      <w:r>
+        <w:t>(</w:t>
+      </w:r>
+      <w:proofErr w:type="gramEnd"/>
+      <w:r>
+        <w:t>() =&gt; {</w:t>
+      </w:r>
+    </w:p>
+    <w:p>
+      <w:pPr>
+        <w:pStyle w:val="Console"/>
+      </w:pPr>
+      <w:r>
+        <w:t xml:space="preserve">    return </w:t>
+      </w:r>
+      <w:proofErr w:type="spellStart"/>
+      <w:proofErr w:type="gramStart"/>
+      <w:r>
+        <w:t>text.length</w:t>
+      </w:r>
+      <w:proofErr w:type="spellEnd"/>
+      <w:proofErr w:type="gramEnd"/>
+      <w:r>
+        <w:t xml:space="preserve"> &gt; 20;</w:t>
+      </w:r>
+    </w:p>
+    <w:p>
+      <w:pPr>
+        <w:pStyle w:val="Console"/>
+      </w:pPr>
+      <w:r>
+        <w:t xml:space="preserve">  }, [text]);</w:t>
+      </w:r>
+    </w:p>
+    <w:p>
+      <w:pPr>
+        <w:pStyle w:val="Heading2"/>
+      </w:pPr>
+      <w:r>
+        <w:t>Props</w:t>
+      </w:r>
+    </w:p>
+    <w:p>
+      <w:pPr>
+        <w:pStyle w:val="Heading3"/>
+      </w:pPr>
+      <w:proofErr w:type="spellStart"/>
+      <w:r>
+        <w:t>Defaul</w:t>
+      </w:r>
+      <w:proofErr w:type="spellEnd"/>
+      <w:r>
+        <w:t xml:space="preserve"> props</w:t>
+      </w:r>
+    </w:p>
+    <w:p>
+      <w:pPr>
+        <w:pStyle w:val="Console"/>
+      </w:pPr>
+      <w:proofErr w:type="spellStart"/>
+      <w:r>
+        <w:t>Camper.defaultProps</w:t>
+      </w:r>
+      <w:proofErr w:type="spellEnd"/>
+      <w:r>
+        <w:t xml:space="preserve"> = {</w:t>
+      </w:r>
+    </w:p>
+    <w:p>
+      <w:pPr>
+        <w:pStyle w:val="Console"/>
+      </w:pPr>
+      <w:r>
+        <w:t xml:space="preserve">  name: "</w:t>
+      </w:r>
+      <w:proofErr w:type="spellStart"/>
+      <w:r>
+        <w:t>CamperBot</w:t>
+      </w:r>
+      <w:proofErr w:type="spellEnd"/>
+      <w:r>
+        <w:t>"</w:t>
+      </w:r>
+    </w:p>
+    <w:p>
+      <w:pPr>
+        <w:pStyle w:val="Console"/>
+      </w:pPr>
+      <w:r>
+        <w:lastRenderedPageBreak/>
+        <w:t>}</w:t>
+      </w:r>
+    </w:p>
+    <w:p>
+      <w:pPr>
+        <w:pStyle w:val="Heading3"/>
+      </w:pPr>
+      <w:r>
+        <w:t>Props required</w:t>
+      </w:r>
+    </w:p>
+    <w:p>
+      <w:pPr>
+        <w:pStyle w:val="Console"/>
+      </w:pPr>
+      <w:r>
+        <w:t xml:space="preserve">import </w:t>
+      </w:r>
+      <w:proofErr w:type="spellStart"/>
+      <w:r>
+        <w:t>PropTypes</w:t>
+      </w:r>
+      <w:proofErr w:type="spellEnd"/>
+      <w:r>
+        <w:t xml:space="preserve"> from 'prop-types';</w:t>
+      </w:r>
+    </w:p>
+    <w:p>
+      <w:pPr>
+        <w:pStyle w:val="Console"/>
+      </w:pPr>
+      <w:r>
+        <w:t>const Items = (props) =&gt; {</w:t>
+      </w:r>
+    </w:p>
+    <w:p>
+      <w:pPr>
+        <w:pStyle w:val="Console"/>
+      </w:pPr>
+      <w:r>
+        <w:t xml:space="preserve">  return &lt;h1&gt;Current Quantity of Items in Cart: {</w:t>
+      </w:r>
+      <w:proofErr w:type="spellStart"/>
+      <w:proofErr w:type="gramStart"/>
+      <w:r>
+        <w:t>props.quantity</w:t>
+      </w:r>
+      <w:proofErr w:type="spellEnd"/>
+      <w:proofErr w:type="gramEnd"/>
+      <w:r>
+        <w:t>}&lt;/h1&gt;</w:t>
+      </w:r>
+    </w:p>
+    <w:p>
+      <w:pPr>
+        <w:pStyle w:val="Console"/>
+      </w:pPr>
+      <w:r>
+        <w:t>};</w:t>
+      </w:r>
+    </w:p>
+    <w:p>
+      <w:pPr>
+        <w:pStyle w:val="Console"/>
+      </w:pPr>
+      <w:proofErr w:type="spellStart"/>
+      <w:r>
+        <w:t>Items.</w:t>
+      </w:r>
+      <w:r>
+        <w:t>p</w:t>
+      </w:r>
+      <w:r>
+        <w:t>ropTypes</w:t>
+      </w:r>
+      <w:proofErr w:type="spellEnd"/>
+      <w:r>
+        <w:t xml:space="preserve"> = {quantity: </w:t>
+      </w:r>
+      <w:proofErr w:type="spellStart"/>
+      <w:proofErr w:type="gramStart"/>
+      <w:r>
+        <w:t>PropTypes.number.isRequired</w:t>
+      </w:r>
+      <w:proofErr w:type="spellEnd"/>
+      <w:proofErr w:type="gramEnd"/>
+      <w:r>
+        <w:t>}</w:t>
       </w:r>
     </w:p>
     <w:p>
